--- a/06_可直接打开的Word版/02_选择题题库__选择题按章节__07_双变量相关与回归.docx
+++ b/06_可直接打开的Word版/02_选择题题库__选择题按章节__07_双变量相关与回归.docx
@@ -3,11 +3,11 @@
 <w:document xmlns:wpc="http://schemas.microsoft.com/office/word/2010/wordprocessingCanvas" xmlns:mo="http://schemas.microsoft.com/office/mac/office/2008/main" xmlns:mc="http://schemas.openxmlformats.org/markup-compatibility/2006" xmlns:mv="urn:schemas-microsoft-com:mac:vml" xmlns:o="urn:schemas-microsoft-com:office:office" xmlns:r="http://schemas.openxmlformats.org/officeDocument/2006/relationships" xmlns:m="http://schemas.openxmlformats.org/officeDocument/2006/math" xmlns:v="urn:schemas-microsoft-com:vml" xmlns:wp14="http://schemas.microsoft.com/office/word/2010/wordprocessingDrawing" xmlns:wp="http://schemas.openxmlformats.org/drawingml/2006/wordprocessingDrawing" xmlns:w10="urn:schemas-microsoft-com:office:word" xmlns:w="http://schemas.openxmlformats.org/wordprocessingml/2006/main" xmlns:w14="http://schemas.microsoft.com/office/word/2010/wordml" xmlns:wpg="http://schemas.microsoft.com/office/word/2010/wordprocessingGroup" xmlns:wpi="http://schemas.microsoft.com/office/word/2010/wordprocessingInk" xmlns:wne="http://schemas.microsoft.com/office/word/2006/wordml" xmlns:wps="http://schemas.microsoft.com/office/word/2010/wordprocessingShape" mc:Ignorable="w14 wp14">
   <w:body>
     <w:p>
-      <w:pPr>
-        <w:pStyle w:val="Heading1"/>
-      </w:pPr>
       <w:r>
-        <w:t>双变量相关与回归</w:t>
+        <w:rPr>
+          <w:rFonts w:ascii="Microsoft YaHei" w:hAnsi="Microsoft YaHei" w:eastAsia="Microsoft YaHei"/>
+        </w:rPr>
+        <w:t>﻿# 双变量相关与回归</w:t>
       </w:r>
     </w:p>
     <w:p/>
@@ -15,7 +15,6 @@
       <w:r>
         <w:rPr>
           <w:rFonts w:ascii="Microsoft YaHei" w:hAnsi="Microsoft YaHei" w:eastAsia="Microsoft YaHei"/>
-          <w:sz w:val="22"/>
         </w:rPr>
         <w:t>??: 8</w:t>
       </w:r>
@@ -25,7 +24,6 @@
       <w:r>
         <w:rPr>
           <w:rFonts w:ascii="Microsoft YaHei" w:hAnsi="Microsoft YaHei" w:eastAsia="Microsoft YaHei"/>
-          <w:sz w:val="22"/>
         </w:rPr>
         <w:t>1直线回归中，如果自变量X乘以一个不为0或1的常数，则</w:t>
       </w:r>
@@ -34,7 +32,6 @@
       <w:r>
         <w:rPr>
           <w:rFonts w:ascii="Microsoft YaHei" w:hAnsi="Microsoft YaHei" w:eastAsia="Microsoft YaHei"/>
-          <w:sz w:val="22"/>
         </w:rPr>
         <w:t>A、截距改变</w:t>
       </w:r>
@@ -43,7 +40,6 @@
       <w:r>
         <w:rPr>
           <w:rFonts w:ascii="Microsoft YaHei" w:hAnsi="Microsoft YaHei" w:eastAsia="Microsoft YaHei"/>
-          <w:sz w:val="22"/>
         </w:rPr>
         <w:t>B、回归系数改变</w:t>
       </w:r>
@@ -52,7 +48,6 @@
       <w:r>
         <w:rPr>
           <w:rFonts w:ascii="Microsoft YaHei" w:hAnsi="Microsoft YaHei" w:eastAsia="Microsoft YaHei"/>
-          <w:sz w:val="22"/>
         </w:rPr>
         <w:t>C、两者都改变</w:t>
       </w:r>
@@ -61,7 +56,6 @@
       <w:r>
         <w:rPr>
           <w:rFonts w:ascii="Microsoft YaHei" w:hAnsi="Microsoft YaHei" w:eastAsia="Microsoft YaHei"/>
-          <w:sz w:val="22"/>
         </w:rPr>
         <w:t>D、两者都不改变</w:t>
       </w:r>
@@ -70,7 +64,6 @@
       <w:r>
         <w:rPr>
           <w:rFonts w:ascii="Microsoft YaHei" w:hAnsi="Microsoft YaHei" w:eastAsia="Microsoft YaHei"/>
-          <w:sz w:val="22"/>
         </w:rPr>
         <w:t>E、以上情况都有</w:t>
       </w:r>
@@ -80,7 +73,6 @@
       <w:r>
         <w:rPr>
           <w:rFonts w:ascii="Microsoft YaHei" w:hAnsi="Microsoft YaHei" w:eastAsia="Microsoft YaHei"/>
-          <w:sz w:val="22"/>
         </w:rPr>
         <w:t>2相关系数r的取值范围</w:t>
       </w:r>
@@ -89,7 +81,6 @@
       <w:r>
         <w:rPr>
           <w:rFonts w:ascii="Microsoft YaHei" w:hAnsi="Microsoft YaHei" w:eastAsia="Microsoft YaHei"/>
-          <w:sz w:val="22"/>
         </w:rPr>
         <w:t>A、-∞</w:t>
       </w:r>
@@ -98,7 +89,6 @@
       <w:r>
         <w:rPr>
           <w:rFonts w:ascii="Microsoft YaHei" w:hAnsi="Microsoft YaHei" w:eastAsia="Microsoft YaHei"/>
-          <w:sz w:val="22"/>
         </w:rPr>
         <w:t>B、-1</w:t>
       </w:r>
@@ -107,7 +97,6 @@
       <w:r>
         <w:rPr>
           <w:rFonts w:ascii="Microsoft YaHei" w:hAnsi="Microsoft YaHei" w:eastAsia="Microsoft YaHei"/>
-          <w:sz w:val="22"/>
         </w:rPr>
         <w:t>C、-1≤r≤+1</w:t>
       </w:r>
@@ -116,7 +105,6 @@
       <w:r>
         <w:rPr>
           <w:rFonts w:ascii="Microsoft YaHei" w:hAnsi="Microsoft YaHei" w:eastAsia="Microsoft YaHei"/>
-          <w:sz w:val="22"/>
         </w:rPr>
         <w:t>D、0≤r≤+1</w:t>
       </w:r>
@@ -125,7 +113,6 @@
       <w:r>
         <w:rPr>
           <w:rFonts w:ascii="Microsoft YaHei" w:hAnsi="Microsoft YaHei" w:eastAsia="Microsoft YaHei"/>
-          <w:sz w:val="22"/>
         </w:rPr>
         <w:t>E、以上都不是</w:t>
       </w:r>
@@ -135,7 +122,6 @@
       <w:r>
         <w:rPr>
           <w:rFonts w:ascii="Microsoft YaHei" w:hAnsi="Microsoft YaHei" w:eastAsia="Microsoft YaHei"/>
-          <w:sz w:val="22"/>
         </w:rPr>
         <w:t>3如果直线相关系数 r = 1，则一定有</w:t>
       </w:r>
@@ -144,7 +130,6 @@
       <w:r>
         <w:rPr>
           <w:rFonts w:ascii="Microsoft YaHei" w:hAnsi="Microsoft YaHei" w:eastAsia="Microsoft YaHei"/>
-          <w:sz w:val="22"/>
         </w:rPr>
         <w:t>A、SS总=SS回</w:t>
       </w:r>
@@ -153,7 +138,6 @@
       <w:r>
         <w:rPr>
           <w:rFonts w:ascii="Microsoft YaHei" w:hAnsi="Microsoft YaHei" w:eastAsia="Microsoft YaHei"/>
-          <w:sz w:val="22"/>
         </w:rPr>
         <w:t>B、SS总=SS残</w:t>
       </w:r>
@@ -162,7 +146,6 @@
       <w:r>
         <w:rPr>
           <w:rFonts w:ascii="Microsoft YaHei" w:hAnsi="Microsoft YaHei" w:eastAsia="Microsoft YaHei"/>
-          <w:sz w:val="22"/>
         </w:rPr>
         <w:t>C、SS总&gt;SS回</w:t>
       </w:r>
@@ -171,7 +154,6 @@
       <w:r>
         <w:rPr>
           <w:rFonts w:ascii="Microsoft YaHei" w:hAnsi="Microsoft YaHei" w:eastAsia="Microsoft YaHei"/>
-          <w:sz w:val="22"/>
         </w:rPr>
         <w:t>D、SS总&gt;SS残</w:t>
       </w:r>
@@ -180,7 +162,6 @@
       <w:r>
         <w:rPr>
           <w:rFonts w:ascii="Microsoft YaHei" w:hAnsi="Microsoft YaHei" w:eastAsia="Microsoft YaHei"/>
-          <w:sz w:val="22"/>
         </w:rPr>
         <w:t>E、SS残=SS回</w:t>
       </w:r>
@@ -190,7 +171,6 @@
       <w:r>
         <w:rPr>
           <w:rFonts w:ascii="Microsoft YaHei" w:hAnsi="Microsoft YaHei" w:eastAsia="Microsoft YaHei"/>
-          <w:sz w:val="22"/>
         </w:rPr>
         <w:t>4在直线回归分析中，回归系数 b 的绝对值越大，则</w:t>
       </w:r>
@@ -199,7 +179,6 @@
       <w:r>
         <w:rPr>
           <w:rFonts w:ascii="Microsoft YaHei" w:hAnsi="Microsoft YaHei" w:eastAsia="Microsoft YaHei"/>
-          <w:sz w:val="22"/>
         </w:rPr>
         <w:t>A、相关关系越密切</w:t>
       </w:r>
@@ -208,7 +187,6 @@
       <w:r>
         <w:rPr>
           <w:rFonts w:ascii="Microsoft YaHei" w:hAnsi="Microsoft YaHei" w:eastAsia="Microsoft YaHei"/>
-          <w:sz w:val="22"/>
         </w:rPr>
         <w:t>B、所绘制散点越靠近回归线</w:t>
       </w:r>
@@ -217,7 +195,6 @@
       <w:r>
         <w:rPr>
           <w:rFonts w:ascii="Microsoft YaHei" w:hAnsi="Microsoft YaHei" w:eastAsia="Microsoft YaHei"/>
-          <w:sz w:val="22"/>
         </w:rPr>
         <w:t>C、所绘制散点越远离回归线</w:t>
       </w:r>
@@ -226,7 +203,6 @@
       <w:r>
         <w:rPr>
           <w:rFonts w:ascii="Microsoft YaHei" w:hAnsi="Microsoft YaHei" w:eastAsia="Microsoft YaHei"/>
-          <w:sz w:val="22"/>
         </w:rPr>
         <w:t>D、散点越集中</w:t>
       </w:r>
@@ -235,7 +211,6 @@
       <w:r>
         <w:rPr>
           <w:rFonts w:ascii="Microsoft YaHei" w:hAnsi="Microsoft YaHei" w:eastAsia="Microsoft YaHei"/>
-          <w:sz w:val="22"/>
         </w:rPr>
         <w:t>E、回归线相对x轴越陡峭</w:t>
       </w:r>
@@ -245,7 +220,6 @@
       <w:r>
         <w:rPr>
           <w:rFonts w:ascii="Microsoft YaHei" w:hAnsi="Microsoft YaHei" w:eastAsia="Microsoft YaHei"/>
-          <w:sz w:val="22"/>
         </w:rPr>
         <w:t>5两变量之间的相关系数（）则相关关系越密切</w:t>
       </w:r>
@@ -254,7 +228,6 @@
       <w:r>
         <w:rPr>
           <w:rFonts w:ascii="Microsoft YaHei" w:hAnsi="Microsoft YaHei" w:eastAsia="Microsoft YaHei"/>
-          <w:sz w:val="22"/>
         </w:rPr>
         <w:t>A、越接近-1</w:t>
       </w:r>
@@ -263,7 +236,6 @@
       <w:r>
         <w:rPr>
           <w:rFonts w:ascii="Microsoft YaHei" w:hAnsi="Microsoft YaHei" w:eastAsia="Microsoft YaHei"/>
-          <w:sz w:val="22"/>
         </w:rPr>
         <w:t>B、越接近1</w:t>
       </w:r>
@@ -272,7 +244,6 @@
       <w:r>
         <w:rPr>
           <w:rFonts w:ascii="Microsoft YaHei" w:hAnsi="Microsoft YaHei" w:eastAsia="Microsoft YaHei"/>
-          <w:sz w:val="22"/>
         </w:rPr>
         <w:t>C、越接近0</w:t>
       </w:r>
@@ -281,7 +252,6 @@
       <w:r>
         <w:rPr>
           <w:rFonts w:ascii="Microsoft YaHei" w:hAnsi="Microsoft YaHei" w:eastAsia="Microsoft YaHei"/>
-          <w:sz w:val="22"/>
         </w:rPr>
         <w:t>D、越小</w:t>
       </w:r>
@@ -290,7 +260,6 @@
       <w:r>
         <w:rPr>
           <w:rFonts w:ascii="Microsoft YaHei" w:hAnsi="Microsoft YaHei" w:eastAsia="Microsoft YaHei"/>
-          <w:sz w:val="22"/>
         </w:rPr>
         <w:t>E、绝对值越大</w:t>
       </w:r>
@@ -300,7 +269,6 @@
       <w:r>
         <w:rPr>
           <w:rFonts w:ascii="Microsoft YaHei" w:hAnsi="Microsoft YaHei" w:eastAsia="Microsoft YaHei"/>
-          <w:sz w:val="22"/>
         </w:rPr>
         <w:t>6关于直线相关系数和直线回归系数，错误的是</w:t>
       </w:r>
@@ -309,7 +277,6 @@
       <w:r>
         <w:rPr>
           <w:rFonts w:ascii="Microsoft YaHei" w:hAnsi="Microsoft YaHei" w:eastAsia="Microsoft YaHei"/>
-          <w:sz w:val="22"/>
         </w:rPr>
         <w:t>A、二者绝对值越大都表明变量间相关性越强</w:t>
       </w:r>
@@ -318,7 +285,6 @@
       <w:r>
         <w:rPr>
           <w:rFonts w:ascii="Microsoft YaHei" w:hAnsi="Microsoft YaHei" w:eastAsia="Microsoft YaHei"/>
-          <w:sz w:val="22"/>
         </w:rPr>
         <w:t>B、二者的取值范围不同</w:t>
       </w:r>
@@ -327,7 +293,6 @@
       <w:r>
         <w:rPr>
           <w:rFonts w:ascii="Microsoft YaHei" w:hAnsi="Microsoft YaHei" w:eastAsia="Microsoft YaHei"/>
-          <w:sz w:val="22"/>
         </w:rPr>
         <w:t>C、二者的意义不同</w:t>
       </w:r>
@@ -336,7 +301,6 @@
       <w:r>
         <w:rPr>
           <w:rFonts w:ascii="Microsoft YaHei" w:hAnsi="Microsoft YaHei" w:eastAsia="Microsoft YaHei"/>
-          <w:sz w:val="22"/>
         </w:rPr>
         <w:t>D、对于同一资料，二者的符号相同</w:t>
       </w:r>
@@ -345,7 +309,6 @@
       <w:r>
         <w:rPr>
           <w:rFonts w:ascii="Microsoft YaHei" w:hAnsi="Microsoft YaHei" w:eastAsia="Microsoft YaHei"/>
-          <w:sz w:val="22"/>
         </w:rPr>
         <w:t>E、二者的假设检验等价</w:t>
       </w:r>
@@ -355,7 +318,6 @@
       <w:r>
         <w:rPr>
           <w:rFonts w:ascii="Microsoft YaHei" w:hAnsi="Microsoft YaHei" w:eastAsia="Microsoft YaHei"/>
-          <w:sz w:val="22"/>
         </w:rPr>
         <w:t>7如果两样本r1=r2，n1&gt;n2，那么</w:t>
       </w:r>
@@ -364,7 +326,6 @@
       <w:r>
         <w:rPr>
           <w:rFonts w:ascii="Microsoft YaHei" w:hAnsi="Microsoft YaHei" w:eastAsia="Microsoft YaHei"/>
-          <w:sz w:val="22"/>
         </w:rPr>
         <w:t>A、b1=b2</w:t>
       </w:r>
@@ -373,7 +334,6 @@
       <w:r>
         <w:rPr>
           <w:rFonts w:ascii="Microsoft YaHei" w:hAnsi="Microsoft YaHei" w:eastAsia="Microsoft YaHei"/>
-          <w:sz w:val="22"/>
         </w:rPr>
         <w:t>B、b1&gt;b2</w:t>
       </w:r>
@@ -382,7 +342,6 @@
       <w:r>
         <w:rPr>
           <w:rFonts w:ascii="Microsoft YaHei" w:hAnsi="Microsoft YaHei" w:eastAsia="Microsoft YaHei"/>
-          <w:sz w:val="22"/>
         </w:rPr>
         <w:t>C、b1和r1的假设检验的t值相等</w:t>
       </w:r>
@@ -391,7 +350,6 @@
       <w:r>
         <w:rPr>
           <w:rFonts w:ascii="Microsoft YaHei" w:hAnsi="Microsoft YaHei" w:eastAsia="Microsoft YaHei"/>
-          <w:sz w:val="22"/>
         </w:rPr>
         <w:t>D、b1和r2的假设检验的t值相等</w:t>
       </w:r>
@@ -400,7 +358,6 @@
       <w:r>
         <w:rPr>
           <w:rFonts w:ascii="Microsoft YaHei" w:hAnsi="Microsoft YaHei" w:eastAsia="Microsoft YaHei"/>
-          <w:sz w:val="22"/>
         </w:rPr>
         <w:t>E、r1和r2的假设检验的t值相等</w:t>
       </w:r>
@@ -410,7 +367,6 @@
       <w:r>
         <w:rPr>
           <w:rFonts w:ascii="Microsoft YaHei" w:hAnsi="Microsoft YaHei" w:eastAsia="Microsoft YaHei"/>
-          <w:sz w:val="22"/>
         </w:rPr>
         <w:t>8直线回归中X与Y的标准差相等时，则</w:t>
       </w:r>
@@ -419,7 +375,6 @@
       <w:r>
         <w:rPr>
           <w:rFonts w:ascii="Microsoft YaHei" w:hAnsi="Microsoft YaHei" w:eastAsia="Microsoft YaHei"/>
-          <w:sz w:val="22"/>
         </w:rPr>
         <w:t>A、b=a</w:t>
       </w:r>
@@ -428,7 +383,6 @@
       <w:r>
         <w:rPr>
           <w:rFonts w:ascii="Microsoft YaHei" w:hAnsi="Microsoft YaHei" w:eastAsia="Microsoft YaHei"/>
-          <w:sz w:val="22"/>
         </w:rPr>
         <w:t>B、b=r</w:t>
       </w:r>
@@ -437,7 +391,6 @@
       <w:r>
         <w:rPr>
           <w:rFonts w:ascii="Microsoft YaHei" w:hAnsi="Microsoft YaHei" w:eastAsia="Microsoft YaHei"/>
-          <w:sz w:val="22"/>
         </w:rPr>
         <w:t>C、b=1</w:t>
       </w:r>
@@ -446,7 +399,6 @@
       <w:r>
         <w:rPr>
           <w:rFonts w:ascii="Microsoft YaHei" w:hAnsi="Microsoft YaHei" w:eastAsia="Microsoft YaHei"/>
-          <w:sz w:val="22"/>
         </w:rPr>
         <w:t>D、r=1</w:t>
       </w:r>
@@ -455,7 +407,6 @@
       <w:r>
         <w:rPr>
           <w:rFonts w:ascii="Microsoft YaHei" w:hAnsi="Microsoft YaHei" w:eastAsia="Microsoft YaHei"/>
-          <w:sz w:val="22"/>
         </w:rPr>
         <w:t>E、r=0</w:t>
       </w:r>
@@ -835,7 +786,7 @@
     <w:rsid w:val="00FC693F"/>
     <w:rPr>
       <w:rFonts w:ascii="Microsoft YaHei" w:hAnsi="Microsoft YaHei" w:eastAsia="Microsoft YaHei"/>
-      <w:sz w:val="22"/>
+      <w:sz w:val="21"/>
     </w:rPr>
   </w:style>
   <w:style w:type="paragraph" w:styleId="Header">
